--- a/app/doc_templates/p2_standard_v1/M04_allotment_directors_resolution_standard.docx
+++ b/app/doc_templates/p2_standard_v1/M04_allotment_directors_resolution_standard.docx
@@ -139,7 +139,7 @@
     </w:p>
     <w:tbl>
       <w:tblPr>
-        <w:tblW w:type="dxa" w:w="8960"/>
+        <w:tblW w:type="dxa" w:w="9360"/>
         <w:tblLook w:firstColumn="1" w:firstRow="1" w:lastColumn="0" w:lastRow="0" w:noHBand="0" w:noVBand="1" w:val="04A0"/>
         <w:tblBorders>
           <w:top w:val="single" w:sz="4" w:space="0" w:color="B8C1CC"/>
@@ -157,17 +157,17 @@
         </w:tblCellMar>
       </w:tblPr>
       <w:tblGrid>
-        <w:gridCol w:w="2100"/>
-        <w:gridCol w:w="1050"/>
-        <w:gridCol w:w="1100"/>
-        <w:gridCol w:w="1550"/>
-        <w:gridCol w:w="1550"/>
-        <w:gridCol w:w="1610"/>
+        <w:gridCol w:w="2050"/>
+        <w:gridCol w:w="950"/>
+        <w:gridCol w:w="1200"/>
+        <w:gridCol w:w="1650"/>
+        <w:gridCol w:w="1650"/>
+        <w:gridCol w:w="1860"/>
       </w:tblGrid>
       <w:tr>
         <w:tc>
           <w:tcPr>
-            <w:tcW w:type="dxa" w:w="2100"/>
+            <w:tcW w:type="dxa" w:w="2050"/>
             <w:shd w:fill="F2F4F7"/>
             <w:vAlign w:val="center"/>
           </w:tcPr>
@@ -188,7 +188,7 @@
         </w:tc>
         <w:tc>
           <w:tcPr>
-            <w:tcW w:type="dxa" w:w="1050"/>
+            <w:tcW w:type="dxa" w:w="950"/>
             <w:shd w:fill="F2F4F7"/>
             <w:vAlign w:val="center"/>
           </w:tcPr>
@@ -209,7 +209,7 @@
         </w:tc>
         <w:tc>
           <w:tcPr>
-            <w:tcW w:type="dxa" w:w="1100"/>
+            <w:tcW w:type="dxa" w:w="1200"/>
             <w:shd w:fill="F2F4F7"/>
             <w:vAlign w:val="center"/>
           </w:tcPr>
@@ -230,7 +230,7 @@
         </w:tc>
         <w:tc>
           <w:tcPr>
-            <w:tcW w:type="dxa" w:w="1550"/>
+            <w:tcW w:type="dxa" w:w="1650"/>
             <w:shd w:fill="F2F4F7"/>
             <w:vAlign w:val="center"/>
           </w:tcPr>
@@ -251,7 +251,7 @@
         </w:tc>
         <w:tc>
           <w:tcPr>
-            <w:tcW w:type="dxa" w:w="1550"/>
+            <w:tcW w:type="dxa" w:w="1650"/>
             <w:shd w:fill="F2F4F7"/>
             <w:vAlign w:val="center"/>
           </w:tcPr>
@@ -272,7 +272,7 @@
         </w:tc>
         <w:tc>
           <w:tcPr>
-            <w:tcW w:type="dxa" w:w="1610"/>
+            <w:tcW w:type="dxa" w:w="1860"/>
             <w:shd w:fill="F2F4F7"/>
             <w:vAlign w:val="center"/>
           </w:tcPr>
@@ -295,7 +295,7 @@
       <w:tr>
         <w:tc>
           <w:tcPr>
-            <w:tcW w:type="dxa" w:w="2100"/>
+            <w:tcW w:type="dxa" w:w="2050"/>
             <w:vAlign w:val="center"/>
           </w:tcPr>
           <w:p>
@@ -314,12 +314,13 @@
         </w:tc>
         <w:tc>
           <w:tcPr>
-            <w:tcW w:type="dxa" w:w="1050"/>
+            <w:tcW w:type="dxa" w:w="950"/>
             <w:vAlign w:val="center"/>
           </w:tcPr>
           <w:p>
             <w:pPr>
               <w:spacing w:before="0" w:after="0"/>
+              <w:jc w:val="center"/>
             </w:pPr>
             <w:r>
               <w:rPr>
@@ -333,12 +334,13 @@
         </w:tc>
         <w:tc>
           <w:tcPr>
-            <w:tcW w:type="dxa" w:w="1100"/>
+            <w:tcW w:type="dxa" w:w="1200"/>
             <w:vAlign w:val="center"/>
           </w:tcPr>
           <w:p>
             <w:pPr>
               <w:spacing w:before="0" w:after="0"/>
+              <w:jc w:val="center"/>
             </w:pPr>
             <w:r>
               <w:rPr>
@@ -352,12 +354,13 @@
         </w:tc>
         <w:tc>
           <w:tcPr>
-            <w:tcW w:type="dxa" w:w="1550"/>
+            <w:tcW w:type="dxa" w:w="1650"/>
             <w:vAlign w:val="center"/>
           </w:tcPr>
           <w:p>
             <w:pPr>
               <w:spacing w:before="0" w:after="0"/>
+              <w:jc w:val="center"/>
             </w:pPr>
             <w:r>
               <w:rPr>
@@ -371,12 +374,13 @@
         </w:tc>
         <w:tc>
           <w:tcPr>
-            <w:tcW w:type="dxa" w:w="1550"/>
+            <w:tcW w:type="dxa" w:w="1650"/>
             <w:vAlign w:val="center"/>
           </w:tcPr>
           <w:p>
             <w:pPr>
               <w:spacing w:before="0" w:after="0"/>
+              <w:jc w:val="center"/>
             </w:pPr>
             <w:r>
               <w:rPr>
@@ -390,12 +394,13 @@
         </w:tc>
         <w:tc>
           <w:tcPr>
-            <w:tcW w:type="dxa" w:w="1610"/>
+            <w:tcW w:type="dxa" w:w="1860"/>
             <w:vAlign w:val="center"/>
           </w:tcPr>
           <w:p>
             <w:pPr>
               <w:spacing w:before="0" w:after="0"/>
+              <w:jc w:val="center"/>
             </w:pPr>
             <w:r>
               <w:rPr>
